--- a/docs/User Guide.docx
+++ b/docs/User Guide.docx
@@ -79,7 +79,7 @@
         <w:pStyle w:val="ListBullet"/>
       </w:pPr>
       <w:r>
-        <w:t>Admin – full access to every menu, can change settings, approve/stop sessions, manage customers, set prices.</w:t>
+        <w:t>Admin – full access to every menu, including System Health, Settings and API Gateway. Can manage operator accounts.</w:t>
       </w:r>
     </w:p>
     <w:p>
@@ -87,7 +87,15 @@
         <w:pStyle w:val="ListBullet"/>
       </w:pPr>
       <w:r>
-        <w:t>Monitor – read-only view of Dashboard, Analytics and History. Cannot change anything. Cannot see admin-only menus.</w:t>
+        <w:t>Monitor &amp; Control – can monitor AND operate every section (approve/stop sessions, breaker reset, smart mode, prices, contracts, berths, etc.) EXCEPT the three admin-only sections (System Health, Settings, API Gateway), which are hidden.</w:t>
+      </w:r>
+    </w:p>
+    <w:p>
+      <w:pPr>
+        <w:pStyle w:val="ListBullet"/>
+      </w:pPr>
+      <w:r>
+        <w:t>Monitor – read-only view of every section except those three admin-only ones. Sees Dashboard, Analytics, History, Billing, Customers, Contracts and Berths but cannot change anything; control buttons are hidden.</w:t>
       </w:r>
     </w:p>
     <w:p>
